--- a/materialien/Werkzeuge/Warm-up-Karten/KR_W6_Warmup_LSG.docx
+++ b/materialien/Werkzeuge/Warm-up-Karten/KR_W6_Warmup_LSG.docx
@@ -292,7 +292,7 @@
                 <w:color w:val="1B1B1F"/>
                 <w:sz w:val="22"/>
               </w:rPr>
-              <w:t>Wie viele Minuten hast du im eA-Abitur für eine Teilaufgabe mit 4 BE? (270 min, 120 BE)</w:t>
+              <w:t>Wie viele Minuten hast du im eA-Abitur für eine Teilaufgabe mit 7 BE? (270 min, 120 BE)</w:t>
             </w:r>
           </w:p>
           <w:tbl>
@@ -358,7 +358,7 @@
                       <w:color w:val="1F4E8C"/>
                       <w:sz w:val="22"/>
                     </w:rPr>
-                    <w:t xml:space="preserve">270 : 120 = 2,25 min je BE; 4 · 2,25 = </w:t>
+                    <w:t xml:space="preserve">270 : 120 = 2,25 min je BE; 7 · 2,25 = </w:t>
                   </w:r>
                   <w:r>
                     <w:rPr>
@@ -368,7 +368,7 @@
                       <w:color w:val="1F4E8C"/>
                       <w:sz w:val="22"/>
                     </w:rPr>
-                    <w:t>9 min</w:t>
+                    <w:t>15,75 min</w:t>
                   </w:r>
                   <w:r>
                     <w:rPr>
@@ -1215,7 +1215,7 @@
                 <w:color w:val="1B1B1F"/>
                 <w:sz w:val="22"/>
               </w:rPr>
-              <w:t>10 Personen kommunizieren paarweise verschlüsselt: Wie viele Schlüssel symmetrisch, wie viele asymmetrisch?</w:t>
+              <w:t>21 Personen kommunizieren paarweise verschlüsselt: Wie viele Schlüssel symmetrisch, wie viele asymmetrisch?</w:t>
             </w:r>
           </w:p>
           <w:tbl>
@@ -1281,7 +1281,7 @@
                       <w:color w:val="1F4E8C"/>
                       <w:sz w:val="22"/>
                     </w:rPr>
-                    <w:t xml:space="preserve">10 · 9 / 2 = </w:t>
+                    <w:t xml:space="preserve">21 · 20 / 2 = </w:t>
                   </w:r>
                   <w:r>
                     <w:rPr>
@@ -1291,7 +1291,7 @@
                       <w:color w:val="1F4E8C"/>
                       <w:sz w:val="22"/>
                     </w:rPr>
-                    <w:t>45</w:t>
+                    <w:t>210</w:t>
                   </w:r>
                   <w:r>
                     <w:rPr>
@@ -1301,7 +1301,7 @@
                       <w:color w:val="1F4E8C"/>
                       <w:sz w:val="22"/>
                     </w:rPr>
-                    <w:t xml:space="preserve"> / 2 · 10 = </w:t>
+                    <w:t xml:space="preserve"> / 2 · 21 = </w:t>
                   </w:r>
                   <w:r>
                     <w:rPr>
@@ -1311,7 +1311,7 @@
                       <w:color w:val="1F4E8C"/>
                       <w:sz w:val="22"/>
                     </w:rPr>
-                    <w:t>20</w:t>
+                    <w:t>42</w:t>
                   </w:r>
                   <w:r>
                     <w:rPr>
@@ -2394,7 +2394,7 @@
                 <w:color w:val="1B1B1F"/>
                 <w:sz w:val="22"/>
               </w:rPr>
-              <w:t xml:space="preserve"> = ? Und: Welche Zahl ist das Inverse von 3 mod 26?</w:t>
+              <w:t xml:space="preserve"> = ? Und: Welche Zahl ist das Inverse von 4 mod 7?</w:t>
             </w:r>
           </w:p>
           <w:tbl>
@@ -2480,7 +2480,7 @@
                       <w:color w:val="1F4E8C"/>
                       <w:sz w:val="22"/>
                     </w:rPr>
-                    <w:t>9</w:t>
+                    <w:t>2</w:t>
                   </w:r>
                   <w:r>
                     <w:rPr>
@@ -2490,7 +2490,7 @@
                       <w:color w:val="1F4E8C"/>
                       <w:sz w:val="22"/>
                     </w:rPr>
-                    <w:t xml:space="preserve"> (3 · 9 = 27 ≡ 1).</w:t>
+                    <w:t xml:space="preserve"> (4 · 2 = 8 ≡ 1).</w:t>
                   </w:r>
                 </w:p>
               </w:tc>
